--- a/电子线路分析与设计 实验报告模板.docx
+++ b/电子线路分析与设计 实验报告模板.docx
@@ -1,8 +1,14 @@
 
 <file path=word/document.xml><?xml version="1.0" encoding="utf-8"?>
-<w:document xmlns:wpc="http://schemas.microsoft.com/office/word/2010/wordprocessingCanvas" xmlns:cx="http://schemas.microsoft.com/office/drawing/2014/chartex" xmlns:cx1="http://schemas.microsoft.com/office/drawing/2015/9/8/chartex" xmlns:cx2="http://schemas.microsoft.com/office/drawing/2015/10/21/chartex" xmlns:cx3="http://schemas.microsoft.com/office/drawing/2016/5/9/chartex" xmlns:cx4="http://schemas.microsoft.com/office/drawing/2016/5/10/chartex" xmlns:cx5="http://schemas.microsoft.com/office/drawing/2016/5/11/chartex" xmlns:cx6="http://schemas.microsoft.com/office/drawing/2016/5/12/chartex" xmlns:cx7="http://schemas.microsoft.com/office/drawing/2016/5/13/chartex" xmlns:cx8="http://schemas.microsoft.com/office/drawing/2016/5/14/chartex" xmlns:mc="http://schemas.openxmlformats.org/markup-compatibility/2006" xmlns:aink="http://schemas.microsoft.com/office/drawing/2016/ink" xmlns:am3d="http://schemas.microsoft.com/office/drawing/2017/model3d" xmlns:o="urn:schemas-microsoft-com:office:office" xmlns:r="http://schemas.openxmlformats.org/officeDocument/2006/relationships" xmlns:m="http://schemas.openxmlformats.org/officeDocument/2006/math" xmlns:v="urn:schemas-microsoft-com:vml" xmlns:wp14="http://schemas.microsoft.com/office/word/2010/wordprocessingDrawing" xmlns:wp="http://schemas.openxmlformats.org/drawingml/2006/wordprocessingDrawing" xmlns:w10="urn:schemas-microsoft-com:office:word" xmlns:w="http://schemas.openxmlformats.org/wordprocessingml/2006/main" xmlns:w14="http://schemas.microsoft.com/office/word/2010/wordml" xmlns:w15="http://schemas.microsoft.com/office/word/2012/wordml" xmlns:w16cid="http://schemas.microsoft.com/office/word/2016/wordml/cid" xmlns:w16se="http://schemas.microsoft.com/office/word/2015/wordml/symex" xmlns:wpg="http://schemas.microsoft.com/office/word/2010/wordprocessingGroup" xmlns:wpi="http://schemas.microsoft.com/office/word/2010/wordprocessingInk" xmlns:wne="http://schemas.microsoft.com/office/word/2006/wordml" xmlns:wps="http://schemas.microsoft.com/office/word/2010/wordprocessingShape" mc:Ignorable="w14 w15 w16se w16cid wp14">
+<w:document xmlns:wpc="http://schemas.microsoft.com/office/word/2010/wordprocessingCanvas" xmlns:cx="http://schemas.microsoft.com/office/drawing/2014/chartex" xmlns:cx1="http://schemas.microsoft.com/office/drawing/2015/9/8/chartex" xmlns:cx2="http://schemas.microsoft.com/office/drawing/2015/10/21/chartex" xmlns:cx3="http://schemas.microsoft.com/office/drawing/2016/5/9/chartex" xmlns:cx4="http://schemas.microsoft.com/office/drawing/2016/5/10/chartex" xmlns:cx5="http://schemas.microsoft.com/office/drawing/2016/5/11/chartex" xmlns:cx6="http://schemas.microsoft.com/office/drawing/2016/5/12/chartex" xmlns:cx7="http://schemas.microsoft.com/office/drawing/2016/5/13/chartex" xmlns:cx8="http://schemas.microsoft.com/office/drawing/2016/5/14/chartex" xmlns:mc="http://schemas.openxmlformats.org/markup-compatibility/2006" xmlns:aink="http://schemas.microsoft.com/office/drawing/2016/ink" xmlns:am3d="http://schemas.microsoft.com/office/drawing/2017/model3d" xmlns:o="urn:schemas-microsoft-com:office:office" xmlns:oel="http://schemas.microsoft.com/office/2019/extlst" xmlns:r="http://schemas.openxmlformats.org/officeDocument/2006/relationships" xmlns:m="http://schemas.openxmlformats.org/officeDocument/2006/math" xmlns:v="urn:schemas-microsoft-com:vml" xmlns:wp14="http://schemas.microsoft.com/office/word/2010/wordprocessingDrawing" xmlns:wp="http://schemas.openxmlformats.org/drawingml/2006/wordprocessingDrawing" xmlns:w10="urn:schemas-microsoft-com:office:word" xmlns:w="http://schemas.openxmlformats.org/wordprocessingml/2006/main" xmlns:w14="http://schemas.microsoft.com/office/word/2010/wordml" xmlns:w15="http://schemas.microsoft.com/office/word/2012/wordml" xmlns:w16cex="http://schemas.microsoft.com/office/word/2018/wordml/cex" xmlns:w16cid="http://schemas.microsoft.com/office/word/2016/wordml/cid" xmlns:w16="http://schemas.microsoft.com/office/word/2018/wordml" xmlns:w16du="http://schemas.microsoft.com/office/word/2023/wordml/word16du" xmlns:w16sdtdh="http://schemas.microsoft.com/office/word/2020/wordml/sdtdatahash" xmlns:w16sdtfl="http://schemas.microsoft.com/office/word/2024/wordml/sdtformatlock" xmlns:w16se="http://schemas.microsoft.com/office/word/2015/wordml/symex" xmlns:wpg="http://schemas.microsoft.com/office/word/2010/wordprocessingGroup" xmlns:wpi="http://schemas.microsoft.com/office/word/2010/wordprocessingInk" xmlns:wne="http://schemas.microsoft.com/office/word/2006/wordml" xmlns:wps="http://schemas.microsoft.com/office/word/2010/wordprocessingShape" mc:Ignorable="w14 w15 w16se w16cid w16 w16cex w16sdtdh w16sdtfl w16du wp14">
   <w:body>
-    <w:p/>
+    <w:p>
+      <w:pPr>
+        <w:rPr>
+          <w:rFonts w:hint="eastAsia"/>
+        </w:rPr>
+      </w:pPr>
+    </w:p>
     <w:p>
       <w:pPr>
         <w:jc w:val="center"/>
@@ -229,7 +235,41 @@
           <w:szCs w:val="28"/>
           <w:u w:val="single"/>
         </w:rPr>
-        <w:t xml:space="preserve">                 </w:t>
+        <w:t xml:space="preserve"> </w:t>
+      </w:r>
+      <w:r>
+        <w:rPr>
+          <w:rFonts w:hint="eastAsia"/>
+          <w:sz w:val="28"/>
+          <w:szCs w:val="28"/>
+          <w:u w:val="single"/>
+        </w:rPr>
+        <w:t>雍能杰</w:t>
+      </w:r>
+      <w:r>
+        <w:rPr>
+          <w:sz w:val="28"/>
+          <w:szCs w:val="28"/>
+          <w:u w:val="single"/>
+        </w:rPr>
+        <w:t xml:space="preserve">  </w:t>
+      </w:r>
+      <w:r>
+        <w:rPr>
+          <w:rFonts w:hint="eastAsia"/>
+          <w:sz w:val="28"/>
+          <w:szCs w:val="28"/>
+          <w:u w:val="single"/>
+        </w:rPr>
+        <w:t xml:space="preserve">    </w:t>
+      </w:r>
+      <w:r>
+        <w:rPr>
+          <w:sz w:val="28"/>
+          <w:szCs w:val="28"/>
+          <w:u w:val="single"/>
+        </w:rPr>
+        <w:t xml:space="preserve">    </w:t>
       </w:r>
       <w:r>
         <w:rPr>
@@ -246,15 +286,15 @@
           <w:szCs w:val="28"/>
           <w:u w:val="single"/>
         </w:rPr>
-        <w:t xml:space="preserve">     </w:t>
-      </w:r>
-      <w:r>
-        <w:rPr>
-          <w:sz w:val="28"/>
-          <w:szCs w:val="28"/>
-          <w:u w:val="single"/>
-        </w:rPr>
-        <w:t xml:space="preserve">           </w:t>
+        <w:t>25019100565</w:t>
+      </w:r>
+      <w:r>
+        <w:rPr>
+          <w:sz w:val="28"/>
+          <w:szCs w:val="28"/>
+          <w:u w:val="single"/>
+        </w:rPr>
+        <w:t xml:space="preserve">    </w:t>
       </w:r>
       <w:r>
         <w:rPr>
@@ -276,16 +316,36 @@
       </w:r>
       <w:r>
         <w:rPr>
-          <w:sz w:val="28"/>
-          <w:szCs w:val="28"/>
-          <w:u w:val="single"/>
-        </w:rPr>
-        <w:t xml:space="preserve">            </w:t>
+          <w:rFonts w:hint="eastAsia"/>
+          <w:sz w:val="28"/>
+          <w:szCs w:val="28"/>
+          <w:u w:val="single"/>
+        </w:rPr>
+        <w:t>仿真</w:t>
+      </w:r>
+      <w:r>
+        <w:rPr>
+          <w:rFonts w:hint="eastAsia"/>
+          <w:sz w:val="28"/>
+          <w:szCs w:val="28"/>
+          <w:u w:val="single"/>
+        </w:rPr>
+        <w:t xml:space="preserve"> </w:t>
+      </w:r>
+      <w:r>
+        <w:rPr>
+          <w:sz w:val="28"/>
+          <w:szCs w:val="28"/>
+          <w:u w:val="single"/>
+        </w:rPr>
+        <w:t xml:space="preserve">       </w:t>
       </w:r>
       <w:commentRangeEnd w:id="0"/>
       <w:r>
         <w:rPr>
           <w:rStyle w:val="a7"/>
+          <w:sz w:val="28"/>
+          <w:szCs w:val="28"/>
         </w:rPr>
         <w:commentReference w:id="0"/>
       </w:r>
@@ -312,7 +372,24 @@
           <w:szCs w:val="28"/>
           <w:u w:val="single"/>
         </w:rPr>
-        <w:t xml:space="preserve">                 </w:t>
+        <w:t xml:space="preserve"> </w:t>
+      </w:r>
+      <w:r>
+        <w:rPr>
+          <w:rFonts w:hint="eastAsia"/>
+          <w:sz w:val="28"/>
+          <w:szCs w:val="28"/>
+          <w:u w:val="single"/>
+        </w:rPr>
+        <w:t>贡天昊</w:t>
+      </w:r>
+      <w:r>
+        <w:rPr>
+          <w:sz w:val="28"/>
+          <w:szCs w:val="28"/>
+          <w:u w:val="single"/>
+        </w:rPr>
+        <w:t xml:space="preserve">          </w:t>
       </w:r>
       <w:r>
         <w:rPr>
@@ -324,20 +401,19 @@
       </w:r>
       <w:r>
         <w:rPr>
-          <w:rFonts w:hint="eastAsia"/>
-          <w:sz w:val="28"/>
-          <w:szCs w:val="28"/>
-          <w:u w:val="single"/>
-        </w:rPr>
-        <w:t xml:space="preserve">     </w:t>
-      </w:r>
-      <w:r>
-        <w:rPr>
-          <w:sz w:val="28"/>
-          <w:szCs w:val="28"/>
-          <w:u w:val="single"/>
-        </w:rPr>
-        <w:t xml:space="preserve">           </w:t>
+          <w:sz w:val="28"/>
+          <w:szCs w:val="28"/>
+          <w:u w:val="single"/>
+        </w:rPr>
+        <w:t xml:space="preserve">25019100029 </w:t>
+      </w:r>
+      <w:r>
+        <w:rPr>
+          <w:sz w:val="28"/>
+          <w:szCs w:val="28"/>
+          <w:u w:val="single"/>
+        </w:rPr>
+        <w:t xml:space="preserve">   </w:t>
       </w:r>
       <w:r>
         <w:rPr>
@@ -358,11 +434,20 @@
       </w:r>
       <w:r>
         <w:rPr>
-          <w:sz w:val="28"/>
-          <w:szCs w:val="28"/>
-          <w:u w:val="single"/>
-        </w:rPr>
-        <w:t xml:space="preserve">            </w:t>
+          <w:rFonts w:hint="eastAsia"/>
+          <w:sz w:val="28"/>
+          <w:szCs w:val="28"/>
+          <w:u w:val="single"/>
+        </w:rPr>
+        <w:t>报告</w:t>
+      </w:r>
+      <w:r>
+        <w:rPr>
+          <w:sz w:val="28"/>
+          <w:szCs w:val="28"/>
+          <w:u w:val="single"/>
+        </w:rPr>
+        <w:t xml:space="preserve">        </w:t>
       </w:r>
     </w:p>
     <w:p>
@@ -387,7 +472,24 @@
           <w:szCs w:val="28"/>
           <w:u w:val="single"/>
         </w:rPr>
-        <w:t xml:space="preserve">                 </w:t>
+        <w:t xml:space="preserve"> </w:t>
+      </w:r>
+      <w:r>
+        <w:rPr>
+          <w:rFonts w:hint="eastAsia"/>
+          <w:sz w:val="28"/>
+          <w:szCs w:val="28"/>
+          <w:u w:val="single"/>
+        </w:rPr>
+        <w:t>陈新豪</w:t>
+      </w:r>
+      <w:r>
+        <w:rPr>
+          <w:sz w:val="28"/>
+          <w:szCs w:val="28"/>
+          <w:u w:val="single"/>
+        </w:rPr>
+        <w:t xml:space="preserve">          </w:t>
       </w:r>
       <w:r>
         <w:rPr>
@@ -399,20 +501,28 @@
       </w:r>
       <w:r>
         <w:rPr>
-          <w:rFonts w:hint="eastAsia"/>
-          <w:sz w:val="28"/>
-          <w:szCs w:val="28"/>
-          <w:u w:val="single"/>
-        </w:rPr>
-        <w:t xml:space="preserve">     </w:t>
-      </w:r>
-      <w:r>
-        <w:rPr>
-          <w:sz w:val="28"/>
-          <w:szCs w:val="28"/>
-          <w:u w:val="single"/>
-        </w:rPr>
-        <w:t xml:space="preserve">           </w:t>
+          <w:sz w:val="28"/>
+          <w:szCs w:val="28"/>
+          <w:u w:val="single"/>
+        </w:rPr>
+        <w:t>25019100042</w:t>
+      </w:r>
+      <w:r>
+        <w:rPr>
+          <w:rFonts w:hint="eastAsia"/>
+          <w:sz w:val="28"/>
+          <w:szCs w:val="28"/>
+          <w:u w:val="single"/>
+        </w:rPr>
+        <w:t xml:space="preserve"> </w:t>
+      </w:r>
+      <w:r>
+        <w:rPr>
+          <w:sz w:val="28"/>
+          <w:szCs w:val="28"/>
+          <w:u w:val="single"/>
+        </w:rPr>
+        <w:t xml:space="preserve">   </w:t>
       </w:r>
       <w:r>
         <w:rPr>
@@ -433,11 +543,20 @@
       </w:r>
       <w:r>
         <w:rPr>
-          <w:sz w:val="28"/>
-          <w:szCs w:val="28"/>
-          <w:u w:val="single"/>
-        </w:rPr>
-        <w:t xml:space="preserve">            </w:t>
+          <w:rFonts w:hint="eastAsia"/>
+          <w:sz w:val="28"/>
+          <w:szCs w:val="28"/>
+          <w:u w:val="single"/>
+        </w:rPr>
+        <w:t>测试</w:t>
+      </w:r>
+      <w:r>
+        <w:rPr>
+          <w:sz w:val="28"/>
+          <w:szCs w:val="28"/>
+          <w:u w:val="single"/>
+        </w:rPr>
+        <w:t xml:space="preserve">        </w:t>
       </w:r>
     </w:p>
     <w:p>
@@ -454,65 +573,42 @@
           <w:sz w:val="28"/>
           <w:szCs w:val="28"/>
         </w:rPr>
-        <w:t>姓名</w:t>
-      </w:r>
-      <w:r>
-        <w:rPr>
-          <w:sz w:val="28"/>
-          <w:szCs w:val="28"/>
-          <w:u w:val="single"/>
-        </w:rPr>
-        <w:t xml:space="preserve">                 </w:t>
-      </w:r>
-      <w:r>
-        <w:rPr>
-          <w:rFonts w:hint="eastAsia"/>
-          <w:sz w:val="28"/>
-          <w:szCs w:val="28"/>
-        </w:rPr>
-        <w:t>学号</w:t>
-      </w:r>
-      <w:r>
-        <w:rPr>
-          <w:rFonts w:hint="eastAsia"/>
-          <w:sz w:val="28"/>
-          <w:szCs w:val="28"/>
-          <w:u w:val="single"/>
-        </w:rPr>
-        <w:t xml:space="preserve">     </w:t>
-      </w:r>
-      <w:r>
-        <w:rPr>
-          <w:sz w:val="28"/>
-          <w:szCs w:val="28"/>
-          <w:u w:val="single"/>
-        </w:rPr>
-        <w:t xml:space="preserve">           </w:t>
-      </w:r>
-      <w:r>
-        <w:rPr>
-          <w:rFonts w:hint="eastAsia"/>
-          <w:sz w:val="28"/>
-          <w:szCs w:val="28"/>
-        </w:rPr>
-        <w:t>分工</w:t>
-      </w:r>
-      <w:r>
-        <w:rPr>
-          <w:rFonts w:hint="eastAsia"/>
-          <w:sz w:val="28"/>
-          <w:szCs w:val="28"/>
-          <w:u w:val="single"/>
+        <w:t>班级</w:t>
+      </w:r>
+      <w:r>
+        <w:rPr>
+          <w:rFonts w:hint="eastAsia"/>
+          <w:sz w:val="28"/>
+          <w:szCs w:val="28"/>
         </w:rPr>
         <w:t xml:space="preserve"> </w:t>
       </w:r>
       <w:r>
         <w:rPr>
-          <w:sz w:val="28"/>
-          <w:szCs w:val="28"/>
-          <w:u w:val="single"/>
-        </w:rPr>
-        <w:t xml:space="preserve">            </w:t>
+          <w:rFonts w:hint="eastAsia"/>
+          <w:sz w:val="28"/>
+          <w:szCs w:val="28"/>
+          <w:u w:val="single"/>
+        </w:rPr>
+        <w:t xml:space="preserve"> </w:t>
+      </w:r>
+      <w:r>
+        <w:rPr>
+          <w:rFonts w:hint="eastAsia"/>
+          <w:sz w:val="28"/>
+          <w:szCs w:val="28"/>
+          <w:u w:val="single"/>
+        </w:rPr>
+        <w:t>2501019</w:t>
+      </w:r>
+      <w:r>
+        <w:rPr>
+          <w:rFonts w:hint="eastAsia"/>
+          <w:sz w:val="28"/>
+          <w:szCs w:val="28"/>
+          <w:u w:val="single"/>
+        </w:rPr>
+        <w:t xml:space="preserve">       </w:t>
       </w:r>
     </w:p>
     <w:p>
@@ -529,13 +625,29 @@
           <w:sz w:val="28"/>
           <w:szCs w:val="28"/>
         </w:rPr>
-        <w:t>班级</w:t>
-      </w:r>
-      <w:r>
-        <w:rPr>
-          <w:rFonts w:hint="eastAsia"/>
-          <w:sz w:val="28"/>
-          <w:szCs w:val="28"/>
+        <w:t>报告</w:t>
+      </w:r>
+      <w:r>
+        <w:rPr>
+          <w:rFonts w:hint="eastAsia"/>
+          <w:sz w:val="28"/>
+          <w:szCs w:val="28"/>
+        </w:rPr>
+        <w:t>完成</w:t>
+      </w:r>
+      <w:r>
+        <w:rPr>
+          <w:sz w:val="28"/>
+          <w:szCs w:val="28"/>
+        </w:rPr>
+        <w:t>日期</w:t>
+      </w:r>
+      <w:r>
+        <w:rPr>
+          <w:rFonts w:hint="eastAsia"/>
+          <w:sz w:val="28"/>
+          <w:szCs w:val="28"/>
+          <w:u w:val="single"/>
         </w:rPr>
         <w:t xml:space="preserve"> </w:t>
       </w:r>
@@ -546,48 +658,16 @@
           <w:szCs w:val="28"/>
           <w:u w:val="single"/>
         </w:rPr>
-        <w:t xml:space="preserve">                  </w:t>
-      </w:r>
-    </w:p>
-    <w:p>
-      <w:pPr>
-        <w:ind w:firstLineChars="100" w:firstLine="280"/>
-        <w:rPr>
-          <w:sz w:val="28"/>
-          <w:szCs w:val="28"/>
-        </w:rPr>
-      </w:pPr>
-      <w:r>
-        <w:rPr>
-          <w:rFonts w:hint="eastAsia"/>
-          <w:sz w:val="28"/>
-          <w:szCs w:val="28"/>
-        </w:rPr>
-        <w:t>报告</w:t>
-      </w:r>
-      <w:r>
-        <w:rPr>
-          <w:rFonts w:hint="eastAsia"/>
-          <w:sz w:val="28"/>
-          <w:szCs w:val="28"/>
-        </w:rPr>
-        <w:t>完成</w:t>
-      </w:r>
-      <w:r>
-        <w:rPr>
-          <w:sz w:val="28"/>
-          <w:szCs w:val="28"/>
-        </w:rPr>
-        <w:t>日期</w:t>
-      </w:r>
-      <w:r>
-        <w:rPr>
-          <w:rFonts w:hint="eastAsia"/>
-          <w:sz w:val="28"/>
-          <w:szCs w:val="28"/>
-          <w:u w:val="single"/>
-        </w:rPr>
-        <w:t xml:space="preserve">      </w:t>
+        <w:t>2026</w:t>
+      </w:r>
+      <w:r>
+        <w:rPr>
+          <w:rFonts w:hint="eastAsia"/>
+          <w:sz w:val="28"/>
+          <w:szCs w:val="28"/>
+          <w:u w:val="single"/>
+        </w:rPr>
+        <w:t xml:space="preserve"> </w:t>
       </w:r>
       <w:r>
         <w:rPr>
@@ -745,7 +825,7 @@
       <w:pPr>
         <w:ind w:firstLineChars="100" w:firstLine="210"/>
         <w:rPr>
-          <w:rFonts w:ascii="宋体" w:hAnsi="宋体"/>
+          <w:rFonts w:ascii="宋体" w:hAnsi="宋体" w:hint="eastAsia"/>
         </w:rPr>
       </w:pPr>
     </w:p>
@@ -753,7 +833,7 @@
       <w:pPr>
         <w:ind w:firstLineChars="100" w:firstLine="210"/>
         <w:rPr>
-          <w:rFonts w:ascii="宋体" w:hAnsi="宋体"/>
+          <w:rFonts w:ascii="宋体" w:hAnsi="宋体" w:hint="eastAsia"/>
         </w:rPr>
       </w:pPr>
     </w:p>
@@ -761,7 +841,7 @@
       <w:pPr>
         <w:ind w:firstLineChars="100" w:firstLine="210"/>
         <w:rPr>
-          <w:rFonts w:ascii="宋体" w:hAnsi="宋体"/>
+          <w:rFonts w:ascii="宋体" w:hAnsi="宋体" w:hint="eastAsia"/>
         </w:rPr>
       </w:pPr>
     </w:p>
@@ -769,7 +849,7 @@
       <w:pPr>
         <w:ind w:firstLineChars="100" w:firstLine="210"/>
         <w:rPr>
-          <w:rFonts w:ascii="宋体" w:hAnsi="宋体"/>
+          <w:rFonts w:ascii="宋体" w:hAnsi="宋体" w:hint="eastAsia"/>
         </w:rPr>
       </w:pPr>
     </w:p>
@@ -777,7 +857,7 @@
       <w:pPr>
         <w:ind w:firstLineChars="100" w:firstLine="210"/>
         <w:rPr>
-          <w:rFonts w:ascii="宋体" w:hAnsi="宋体"/>
+          <w:rFonts w:ascii="宋体" w:hAnsi="宋体" w:hint="eastAsia"/>
         </w:rPr>
       </w:pPr>
     </w:p>
@@ -785,7 +865,7 @@
       <w:pPr>
         <w:ind w:firstLineChars="100" w:firstLine="210"/>
         <w:rPr>
-          <w:rFonts w:ascii="宋体" w:hAnsi="宋体"/>
+          <w:rFonts w:ascii="宋体" w:hAnsi="宋体" w:hint="eastAsia"/>
         </w:rPr>
       </w:pPr>
     </w:p>
@@ -831,6 +911,8 @@
       <w:r>
         <w:rPr>
           <w:rStyle w:val="a7"/>
+          <w:sz w:val="36"/>
+          <w:szCs w:val="36"/>
         </w:rPr>
         <w:commentReference w:id="1"/>
       </w:r>
@@ -839,7 +921,7 @@
       <w:pPr>
         <w:ind w:firstLineChars="100" w:firstLine="210"/>
         <w:rPr>
-          <w:rFonts w:ascii="宋体" w:hAnsi="宋体"/>
+          <w:rFonts w:ascii="宋体" w:hAnsi="宋体" w:hint="eastAsia"/>
         </w:rPr>
       </w:pPr>
     </w:p>
@@ -847,7 +929,7 @@
       <w:pPr>
         <w:ind w:firstLineChars="100" w:firstLine="210"/>
         <w:rPr>
-          <w:rFonts w:ascii="宋体" w:hAnsi="宋体"/>
+          <w:rFonts w:ascii="宋体" w:hAnsi="宋体" w:hint="eastAsia"/>
         </w:rPr>
       </w:pPr>
     </w:p>
@@ -855,7 +937,7 @@
       <w:pPr>
         <w:ind w:firstLineChars="100" w:firstLine="210"/>
         <w:rPr>
-          <w:rFonts w:ascii="宋体" w:hAnsi="宋体"/>
+          <w:rFonts w:ascii="宋体" w:hAnsi="宋体" w:hint="eastAsia"/>
         </w:rPr>
       </w:pPr>
     </w:p>
@@ -863,7 +945,7 @@
       <w:pPr>
         <w:ind w:firstLineChars="100" w:firstLine="210"/>
         <w:rPr>
-          <w:rFonts w:ascii="宋体" w:hAnsi="宋体"/>
+          <w:rFonts w:ascii="宋体" w:hAnsi="宋体" w:hint="eastAsia"/>
         </w:rPr>
       </w:pPr>
     </w:p>
@@ -871,7 +953,7 @@
       <w:pPr>
         <w:ind w:firstLineChars="100" w:firstLine="210"/>
         <w:rPr>
-          <w:rFonts w:ascii="宋体" w:hAnsi="宋体"/>
+          <w:rFonts w:ascii="宋体" w:hAnsi="宋体" w:hint="eastAsia"/>
         </w:rPr>
       </w:pPr>
     </w:p>
@@ -879,7 +961,7 @@
       <w:pPr>
         <w:ind w:firstLineChars="100" w:firstLine="210"/>
         <w:rPr>
-          <w:rFonts w:ascii="宋体" w:hAnsi="宋体"/>
+          <w:rFonts w:ascii="宋体" w:hAnsi="宋体" w:hint="eastAsia"/>
         </w:rPr>
       </w:pPr>
     </w:p>
@@ -887,7 +969,7 @@
       <w:pPr>
         <w:ind w:firstLineChars="100" w:firstLine="210"/>
         <w:rPr>
-          <w:rFonts w:ascii="宋体" w:hAnsi="宋体"/>
+          <w:rFonts w:ascii="宋体" w:hAnsi="宋体" w:hint="eastAsia"/>
         </w:rPr>
       </w:pPr>
     </w:p>
@@ -895,7 +977,7 @@
       <w:pPr>
         <w:ind w:firstLineChars="100" w:firstLine="360"/>
         <w:rPr>
-          <w:rFonts w:ascii="宋体" w:hAnsi="宋体"/>
+          <w:rFonts w:ascii="宋体" w:hAnsi="宋体" w:hint="eastAsia"/>
         </w:rPr>
       </w:pPr>
       <w:commentRangeStart w:id="2"/>
@@ -933,6 +1015,8 @@
       <w:r>
         <w:rPr>
           <w:rStyle w:val="a7"/>
+          <w:rFonts w:ascii="宋体" w:hAnsi="宋体" w:hint="eastAsia"/>
+          <w:szCs w:val="24"/>
         </w:rPr>
         <w:commentReference w:id="2"/>
       </w:r>
@@ -941,7 +1025,7 @@
       <w:pPr>
         <w:ind w:firstLineChars="100" w:firstLine="210"/>
         <w:rPr>
-          <w:rFonts w:ascii="宋体" w:hAnsi="宋体"/>
+          <w:rFonts w:ascii="宋体" w:hAnsi="宋体" w:hint="eastAsia"/>
         </w:rPr>
       </w:pPr>
     </w:p>
@@ -949,7 +1033,7 @@
       <w:pPr>
         <w:ind w:firstLineChars="100" w:firstLine="210"/>
         <w:rPr>
-          <w:rFonts w:ascii="宋体" w:hAnsi="宋体"/>
+          <w:rFonts w:ascii="宋体" w:hAnsi="宋体" w:hint="eastAsia"/>
         </w:rPr>
       </w:pPr>
     </w:p>
@@ -957,7 +1041,7 @@
       <w:pPr>
         <w:ind w:firstLineChars="100" w:firstLine="210"/>
         <w:rPr>
-          <w:rFonts w:ascii="宋体" w:hAnsi="宋体"/>
+          <w:rFonts w:ascii="宋体" w:hAnsi="宋体" w:hint="eastAsia"/>
         </w:rPr>
       </w:pPr>
     </w:p>
@@ -965,7 +1049,7 @@
       <w:pPr>
         <w:ind w:firstLineChars="100" w:firstLine="210"/>
         <w:rPr>
-          <w:rFonts w:ascii="宋体" w:hAnsi="宋体"/>
+          <w:rFonts w:ascii="宋体" w:hAnsi="宋体" w:hint="eastAsia"/>
         </w:rPr>
       </w:pPr>
     </w:p>
@@ -973,7 +1057,7 @@
       <w:pPr>
         <w:ind w:firstLineChars="100" w:firstLine="210"/>
         <w:rPr>
-          <w:rFonts w:ascii="宋体" w:hAnsi="宋体"/>
+          <w:rFonts w:ascii="宋体" w:hAnsi="宋体" w:hint="eastAsia"/>
         </w:rPr>
       </w:pPr>
     </w:p>
@@ -981,7 +1065,7 @@
       <w:pPr>
         <w:ind w:firstLineChars="100" w:firstLine="210"/>
         <w:rPr>
-          <w:rFonts w:ascii="宋体" w:hAnsi="宋体"/>
+          <w:rFonts w:ascii="宋体" w:hAnsi="宋体" w:hint="eastAsia"/>
         </w:rPr>
       </w:pPr>
     </w:p>
@@ -1021,6 +1105,8 @@
       <w:r>
         <w:rPr>
           <w:rStyle w:val="a7"/>
+          <w:sz w:val="36"/>
+          <w:szCs w:val="36"/>
         </w:rPr>
         <w:commentReference w:id="3"/>
       </w:r>
@@ -1029,7 +1115,7 @@
       <w:pPr>
         <w:ind w:firstLineChars="100" w:firstLine="210"/>
         <w:rPr>
-          <w:rFonts w:ascii="宋体" w:hAnsi="宋体"/>
+          <w:rFonts w:ascii="宋体" w:hAnsi="宋体" w:hint="eastAsia"/>
         </w:rPr>
       </w:pPr>
     </w:p>
@@ -1037,7 +1123,7 @@
       <w:pPr>
         <w:ind w:firstLineChars="100" w:firstLine="210"/>
         <w:rPr>
-          <w:rFonts w:ascii="宋体" w:hAnsi="宋体"/>
+          <w:rFonts w:ascii="宋体" w:hAnsi="宋体" w:hint="eastAsia"/>
         </w:rPr>
       </w:pPr>
     </w:p>
@@ -1045,7 +1131,7 @@
       <w:pPr>
         <w:ind w:firstLineChars="100" w:firstLine="210"/>
         <w:rPr>
-          <w:rFonts w:ascii="宋体" w:hAnsi="宋体"/>
+          <w:rFonts w:ascii="宋体" w:hAnsi="宋体" w:hint="eastAsia"/>
         </w:rPr>
       </w:pPr>
     </w:p>
@@ -1053,7 +1139,7 @@
       <w:pPr>
         <w:ind w:firstLineChars="100" w:firstLine="210"/>
         <w:rPr>
-          <w:rFonts w:ascii="宋体" w:hAnsi="宋体"/>
+          <w:rFonts w:ascii="宋体" w:hAnsi="宋体" w:hint="eastAsia"/>
         </w:rPr>
       </w:pPr>
     </w:p>
@@ -1077,7 +1163,7 @@
 </file>
 
 <file path=word/comments.xml><?xml version="1.0" encoding="utf-8"?>
-<w:comments xmlns:wpc="http://schemas.microsoft.com/office/word/2010/wordprocessingCanvas" xmlns:cx="http://schemas.microsoft.com/office/drawing/2014/chartex" xmlns:cx1="http://schemas.microsoft.com/office/drawing/2015/9/8/chartex" xmlns:cx2="http://schemas.microsoft.com/office/drawing/2015/10/21/chartex" xmlns:cx3="http://schemas.microsoft.com/office/drawing/2016/5/9/chartex" xmlns:cx4="http://schemas.microsoft.com/office/drawing/2016/5/10/chartex" xmlns:cx5="http://schemas.microsoft.com/office/drawing/2016/5/11/chartex" xmlns:cx6="http://schemas.microsoft.com/office/drawing/2016/5/12/chartex" xmlns:cx7="http://schemas.microsoft.com/office/drawing/2016/5/13/chartex" xmlns:cx8="http://schemas.microsoft.com/office/drawing/2016/5/14/chartex" xmlns:mc="http://schemas.openxmlformats.org/markup-compatibility/2006" xmlns:aink="http://schemas.microsoft.com/office/drawing/2016/ink" xmlns:am3d="http://schemas.microsoft.com/office/drawing/2017/model3d" xmlns:o="urn:schemas-microsoft-com:office:office" xmlns:r="http://schemas.openxmlformats.org/officeDocument/2006/relationships" xmlns:m="http://schemas.openxmlformats.org/officeDocument/2006/math" xmlns:v="urn:schemas-microsoft-com:vml" xmlns:wp14="http://schemas.microsoft.com/office/word/2010/wordprocessingDrawing" xmlns:wp="http://schemas.openxmlformats.org/drawingml/2006/wordprocessingDrawing" xmlns:w10="urn:schemas-microsoft-com:office:word" xmlns:w="http://schemas.openxmlformats.org/wordprocessingml/2006/main" xmlns:w14="http://schemas.microsoft.com/office/word/2010/wordml" xmlns:w15="http://schemas.microsoft.com/office/word/2012/wordml" xmlns:w16cid="http://schemas.microsoft.com/office/word/2016/wordml/cid" xmlns:w16se="http://schemas.microsoft.com/office/word/2015/wordml/symex" xmlns:wpg="http://schemas.microsoft.com/office/word/2010/wordprocessingGroup" xmlns:wpi="http://schemas.microsoft.com/office/word/2010/wordprocessingInk" xmlns:wne="http://schemas.microsoft.com/office/word/2006/wordml" xmlns:wps="http://schemas.microsoft.com/office/word/2010/wordprocessingShape" mc:Ignorable="w14 w15 w16se w16cid wp14">
+<w:comments xmlns:wpc="http://schemas.microsoft.com/office/word/2010/wordprocessingCanvas" xmlns:cx="http://schemas.microsoft.com/office/drawing/2014/chartex" xmlns:cx1="http://schemas.microsoft.com/office/drawing/2015/9/8/chartex" xmlns:cx2="http://schemas.microsoft.com/office/drawing/2015/10/21/chartex" xmlns:cx3="http://schemas.microsoft.com/office/drawing/2016/5/9/chartex" xmlns:cx4="http://schemas.microsoft.com/office/drawing/2016/5/10/chartex" xmlns:cx5="http://schemas.microsoft.com/office/drawing/2016/5/11/chartex" xmlns:cx6="http://schemas.microsoft.com/office/drawing/2016/5/12/chartex" xmlns:cx7="http://schemas.microsoft.com/office/drawing/2016/5/13/chartex" xmlns:cx8="http://schemas.microsoft.com/office/drawing/2016/5/14/chartex" xmlns:mc="http://schemas.openxmlformats.org/markup-compatibility/2006" xmlns:aink="http://schemas.microsoft.com/office/drawing/2016/ink" xmlns:am3d="http://schemas.microsoft.com/office/drawing/2017/model3d" xmlns:o="urn:schemas-microsoft-com:office:office" xmlns:oel="http://schemas.microsoft.com/office/2019/extlst" xmlns:r="http://schemas.openxmlformats.org/officeDocument/2006/relationships" xmlns:m="http://schemas.openxmlformats.org/officeDocument/2006/math" xmlns:v="urn:schemas-microsoft-com:vml" xmlns:wp14="http://schemas.microsoft.com/office/word/2010/wordprocessingDrawing" xmlns:wp="http://schemas.openxmlformats.org/drawingml/2006/wordprocessingDrawing" xmlns:w10="urn:schemas-microsoft-com:office:word" xmlns:w="http://schemas.openxmlformats.org/wordprocessingml/2006/main" xmlns:w14="http://schemas.microsoft.com/office/word/2010/wordml" xmlns:w15="http://schemas.microsoft.com/office/word/2012/wordml" xmlns:w16cex="http://schemas.microsoft.com/office/word/2018/wordml/cex" xmlns:w16cid="http://schemas.microsoft.com/office/word/2016/wordml/cid" xmlns:w16="http://schemas.microsoft.com/office/word/2018/wordml" xmlns:w16du="http://schemas.microsoft.com/office/word/2023/wordml/word16du" xmlns:w16sdtdh="http://schemas.microsoft.com/office/word/2020/wordml/sdtdatahash" xmlns:w16sdtfl="http://schemas.microsoft.com/office/word/2024/wordml/sdtformatlock" xmlns:w16se="http://schemas.microsoft.com/office/word/2015/wordml/symex" xmlns:wpg="http://schemas.microsoft.com/office/word/2010/wordprocessingGroup" xmlns:wpi="http://schemas.microsoft.com/office/word/2010/wordprocessingInk" xmlns:wne="http://schemas.microsoft.com/office/word/2006/wordml" xmlns:wps="http://schemas.microsoft.com/office/word/2010/wordprocessingShape" mc:Ignorable="w14 w15 w16se w16cid w16 w16cex w16sdtdh w16sdtfl w16du wp14">
   <w:comment w:id="0" w:author="DELL" w:date="2025-10-09T08:33:00Z" w:initials="D">
     <w:p>
       <w:pPr>
@@ -1111,9 +1197,6 @@
     <w:p>
       <w:pPr>
         <w:pStyle w:val="a8"/>
-        <w:rPr>
-          <w:rFonts w:hint="eastAsia"/>
-        </w:rPr>
       </w:pPr>
       <w:r>
         <w:rPr>
@@ -1127,9 +1210,6 @@
     <w:p>
       <w:pPr>
         <w:pStyle w:val="a8"/>
-        <w:rPr>
-          <w:rFonts w:hint="eastAsia"/>
-        </w:rPr>
       </w:pPr>
       <w:r>
         <w:rPr>
@@ -1141,21 +1221,7 @@
         <w:rPr>
           <w:rFonts w:hint="eastAsia"/>
         </w:rPr>
-        <w:t>文字部分手写，书上电路图或者仿真电路图，可以</w:t>
-      </w:r>
-      <w:proofErr w:type="gramStart"/>
-      <w:r>
-        <w:rPr>
-          <w:rFonts w:hint="eastAsia"/>
-        </w:rPr>
-        <w:t>黏</w:t>
-      </w:r>
-      <w:proofErr w:type="gramEnd"/>
-      <w:r>
-        <w:rPr>
-          <w:rFonts w:hint="eastAsia"/>
-        </w:rPr>
-        <w:t>贴上去，或者提前打印上去</w:t>
+        <w:t>文字部分手写，书上电路图或者仿真电路图，可以黏贴上去，或者提前打印上去</w:t>
       </w:r>
     </w:p>
   </w:comment>
@@ -1163,9 +1229,6 @@
     <w:p>
       <w:pPr>
         <w:pStyle w:val="a8"/>
-        <w:rPr>
-          <w:rFonts w:hint="eastAsia"/>
-        </w:rPr>
       </w:pPr>
       <w:r>
         <w:rPr>
@@ -1195,15 +1258,13 @@
       <w:r>
         <w:t>此部分必须要有，手写</w:t>
       </w:r>
-      <w:bookmarkStart w:id="4" w:name="_GoBack"/>
-      <w:bookmarkEnd w:id="4"/>
     </w:p>
   </w:comment>
 </w:comments>
 </file>
 
 <file path=word/commentsExtended.xml><?xml version="1.0" encoding="utf-8"?>
-<w15:commentsEx xmlns:wpc="http://schemas.microsoft.com/office/word/2010/wordprocessingCanvas" xmlns:cx="http://schemas.microsoft.com/office/drawing/2014/chartex" xmlns:cx1="http://schemas.microsoft.com/office/drawing/2015/9/8/chartex" xmlns:cx2="http://schemas.microsoft.com/office/drawing/2015/10/21/chartex" xmlns:cx3="http://schemas.microsoft.com/office/drawing/2016/5/9/chartex" xmlns:cx4="http://schemas.microsoft.com/office/drawing/2016/5/10/chartex" xmlns:cx5="http://schemas.microsoft.com/office/drawing/2016/5/11/chartex" xmlns:cx6="http://schemas.microsoft.com/office/drawing/2016/5/12/chartex" xmlns:cx7="http://schemas.microsoft.com/office/drawing/2016/5/13/chartex" xmlns:cx8="http://schemas.microsoft.com/office/drawing/2016/5/14/chartex" xmlns:mc="http://schemas.openxmlformats.org/markup-compatibility/2006" xmlns:aink="http://schemas.microsoft.com/office/drawing/2016/ink" xmlns:am3d="http://schemas.microsoft.com/office/drawing/2017/model3d" xmlns:o="urn:schemas-microsoft-com:office:office" xmlns:r="http://schemas.openxmlformats.org/officeDocument/2006/relationships" xmlns:m="http://schemas.openxmlformats.org/officeDocument/2006/math" xmlns:v="urn:schemas-microsoft-com:vml" xmlns:wp14="http://schemas.microsoft.com/office/word/2010/wordprocessingDrawing" xmlns:wp="http://schemas.openxmlformats.org/drawingml/2006/wordprocessingDrawing" xmlns:w10="urn:schemas-microsoft-com:office:word" xmlns:w="http://schemas.openxmlformats.org/wordprocessingml/2006/main" xmlns:w14="http://schemas.microsoft.com/office/word/2010/wordml" xmlns:w15="http://schemas.microsoft.com/office/word/2012/wordml" xmlns:w16cid="http://schemas.microsoft.com/office/word/2016/wordml/cid" xmlns:w16se="http://schemas.microsoft.com/office/word/2015/wordml/symex" xmlns:wpg="http://schemas.microsoft.com/office/word/2010/wordprocessingGroup" xmlns:wpi="http://schemas.microsoft.com/office/word/2010/wordprocessingInk" xmlns:wne="http://schemas.microsoft.com/office/word/2006/wordml" xmlns:wps="http://schemas.microsoft.com/office/word/2010/wordprocessingShape" mc:Ignorable="w14 w15 w16se w16cid wp14">
+<w15:commentsEx xmlns:wpc="http://schemas.microsoft.com/office/word/2010/wordprocessingCanvas" xmlns:cx="http://schemas.microsoft.com/office/drawing/2014/chartex" xmlns:cx1="http://schemas.microsoft.com/office/drawing/2015/9/8/chartex" xmlns:cx2="http://schemas.microsoft.com/office/drawing/2015/10/21/chartex" xmlns:cx3="http://schemas.microsoft.com/office/drawing/2016/5/9/chartex" xmlns:cx4="http://schemas.microsoft.com/office/drawing/2016/5/10/chartex" xmlns:cx5="http://schemas.microsoft.com/office/drawing/2016/5/11/chartex" xmlns:cx6="http://schemas.microsoft.com/office/drawing/2016/5/12/chartex" xmlns:cx7="http://schemas.microsoft.com/office/drawing/2016/5/13/chartex" xmlns:cx8="http://schemas.microsoft.com/office/drawing/2016/5/14/chartex" xmlns:mc="http://schemas.openxmlformats.org/markup-compatibility/2006" xmlns:aink="http://schemas.microsoft.com/office/drawing/2016/ink" xmlns:am3d="http://schemas.microsoft.com/office/drawing/2017/model3d" xmlns:o="urn:schemas-microsoft-com:office:office" xmlns:oel="http://schemas.microsoft.com/office/2019/extlst" xmlns:r="http://schemas.openxmlformats.org/officeDocument/2006/relationships" xmlns:m="http://schemas.openxmlformats.org/officeDocument/2006/math" xmlns:v="urn:schemas-microsoft-com:vml" xmlns:wp14="http://schemas.microsoft.com/office/word/2010/wordprocessingDrawing" xmlns:wp="http://schemas.openxmlformats.org/drawingml/2006/wordprocessingDrawing" xmlns:w10="urn:schemas-microsoft-com:office:word" xmlns:w="http://schemas.openxmlformats.org/wordprocessingml/2006/main" xmlns:w14="http://schemas.microsoft.com/office/word/2010/wordml" xmlns:w15="http://schemas.microsoft.com/office/word/2012/wordml" xmlns:w16cex="http://schemas.microsoft.com/office/word/2018/wordml/cex" xmlns:w16cid="http://schemas.microsoft.com/office/word/2016/wordml/cid" xmlns:w16="http://schemas.microsoft.com/office/word/2018/wordml" xmlns:w16du="http://schemas.microsoft.com/office/word/2023/wordml/word16du" xmlns:w16sdtdh="http://schemas.microsoft.com/office/word/2020/wordml/sdtdatahash" xmlns:w16sdtfl="http://schemas.microsoft.com/office/word/2024/wordml/sdtformatlock" xmlns:w16se="http://schemas.microsoft.com/office/word/2015/wordml/symex" xmlns:wpg="http://schemas.microsoft.com/office/word/2010/wordprocessingGroup" xmlns:wpi="http://schemas.microsoft.com/office/word/2010/wordprocessingInk" xmlns:wne="http://schemas.microsoft.com/office/word/2006/wordml" xmlns:wps="http://schemas.microsoft.com/office/word/2010/wordprocessingShape" mc:Ignorable="w14 w15 w16se w16cid w16 w16cex w16sdtdh w16sdtfl w16du wp14">
   <w15:commentEx w15:paraId="7DEA08E3" w15:done="0"/>
   <w15:commentEx w15:paraId="12561730" w15:done="0"/>
   <w15:commentEx w15:paraId="5875DC1D" w15:done="0"/>
@@ -1212,7 +1273,7 @@
 </file>
 
 <file path=word/commentsIds.xml><?xml version="1.0" encoding="utf-8"?>
-<w16cid:commentsIds xmlns:wpc="http://schemas.microsoft.com/office/word/2010/wordprocessingCanvas" xmlns:cx="http://schemas.microsoft.com/office/drawing/2014/chartex" xmlns:cx1="http://schemas.microsoft.com/office/drawing/2015/9/8/chartex" xmlns:cx2="http://schemas.microsoft.com/office/drawing/2015/10/21/chartex" xmlns:cx3="http://schemas.microsoft.com/office/drawing/2016/5/9/chartex" xmlns:cx4="http://schemas.microsoft.com/office/drawing/2016/5/10/chartex" xmlns:cx5="http://schemas.microsoft.com/office/drawing/2016/5/11/chartex" xmlns:cx6="http://schemas.microsoft.com/office/drawing/2016/5/12/chartex" xmlns:cx7="http://schemas.microsoft.com/office/drawing/2016/5/13/chartex" xmlns:cx8="http://schemas.microsoft.com/office/drawing/2016/5/14/chartex" xmlns:mc="http://schemas.openxmlformats.org/markup-compatibility/2006" xmlns:aink="http://schemas.microsoft.com/office/drawing/2016/ink" xmlns:am3d="http://schemas.microsoft.com/office/drawing/2017/model3d" xmlns:o="urn:schemas-microsoft-com:office:office" xmlns:r="http://schemas.openxmlformats.org/officeDocument/2006/relationships" xmlns:m="http://schemas.openxmlformats.org/officeDocument/2006/math" xmlns:v="urn:schemas-microsoft-com:vml" xmlns:wp14="http://schemas.microsoft.com/office/word/2010/wordprocessingDrawing" xmlns:wp="http://schemas.openxmlformats.org/drawingml/2006/wordprocessingDrawing" xmlns:w10="urn:schemas-microsoft-com:office:word" xmlns:w="http://schemas.openxmlformats.org/wordprocessingml/2006/main" xmlns:w14="http://schemas.microsoft.com/office/word/2010/wordml" xmlns:w15="http://schemas.microsoft.com/office/word/2012/wordml" xmlns:w16cid="http://schemas.microsoft.com/office/word/2016/wordml/cid" xmlns:w16se="http://schemas.microsoft.com/office/word/2015/wordml/symex" xmlns:wpg="http://schemas.microsoft.com/office/word/2010/wordprocessingGroup" xmlns:wpi="http://schemas.microsoft.com/office/word/2010/wordprocessingInk" xmlns:wne="http://schemas.microsoft.com/office/word/2006/wordml" xmlns:wps="http://schemas.microsoft.com/office/word/2010/wordprocessingShape" mc:Ignorable="w14 w15 w16se w16cid wp14">
+<w16cid:commentsIds xmlns:wpc="http://schemas.microsoft.com/office/word/2010/wordprocessingCanvas" xmlns:cx="http://schemas.microsoft.com/office/drawing/2014/chartex" xmlns:cx1="http://schemas.microsoft.com/office/drawing/2015/9/8/chartex" xmlns:cx2="http://schemas.microsoft.com/office/drawing/2015/10/21/chartex" xmlns:cx3="http://schemas.microsoft.com/office/drawing/2016/5/9/chartex" xmlns:cx4="http://schemas.microsoft.com/office/drawing/2016/5/10/chartex" xmlns:cx5="http://schemas.microsoft.com/office/drawing/2016/5/11/chartex" xmlns:cx6="http://schemas.microsoft.com/office/drawing/2016/5/12/chartex" xmlns:cx7="http://schemas.microsoft.com/office/drawing/2016/5/13/chartex" xmlns:cx8="http://schemas.microsoft.com/office/drawing/2016/5/14/chartex" xmlns:mc="http://schemas.openxmlformats.org/markup-compatibility/2006" xmlns:aink="http://schemas.microsoft.com/office/drawing/2016/ink" xmlns:am3d="http://schemas.microsoft.com/office/drawing/2017/model3d" xmlns:o="urn:schemas-microsoft-com:office:office" xmlns:oel="http://schemas.microsoft.com/office/2019/extlst" xmlns:r="http://schemas.openxmlformats.org/officeDocument/2006/relationships" xmlns:m="http://schemas.openxmlformats.org/officeDocument/2006/math" xmlns:v="urn:schemas-microsoft-com:vml" xmlns:wp14="http://schemas.microsoft.com/office/word/2010/wordprocessingDrawing" xmlns:wp="http://schemas.openxmlformats.org/drawingml/2006/wordprocessingDrawing" xmlns:w10="urn:schemas-microsoft-com:office:word" xmlns:w="http://schemas.openxmlformats.org/wordprocessingml/2006/main" xmlns:w14="http://schemas.microsoft.com/office/word/2010/wordml" xmlns:w15="http://schemas.microsoft.com/office/word/2012/wordml" xmlns:w16cex="http://schemas.microsoft.com/office/word/2018/wordml/cex" xmlns:w16cid="http://schemas.microsoft.com/office/word/2016/wordml/cid" xmlns:w16="http://schemas.microsoft.com/office/word/2018/wordml" xmlns:w16du="http://schemas.microsoft.com/office/word/2023/wordml/word16du" xmlns:w16sdtdh="http://schemas.microsoft.com/office/word/2020/wordml/sdtdatahash" xmlns:w16sdtfl="http://schemas.microsoft.com/office/word/2024/wordml/sdtformatlock" xmlns:w16se="http://schemas.microsoft.com/office/word/2015/wordml/symex" xmlns:wpg="http://schemas.microsoft.com/office/word/2010/wordprocessingGroup" xmlns:wpi="http://schemas.microsoft.com/office/word/2010/wordprocessingInk" xmlns:wne="http://schemas.microsoft.com/office/word/2006/wordml" xmlns:wps="http://schemas.microsoft.com/office/word/2010/wordprocessingShape" mc:Ignorable="w14 w15 w16se w16cid w16 w16cex w16sdtdh w16sdtfl w16du wp14">
   <w16cid:commentId w16cid:paraId="7DEA08E3" w16cid:durableId="2C91F1CA"/>
   <w16cid:commentId w16cid:paraId="12561730" w16cid:durableId="2C91F20D"/>
   <w16cid:commentId w16cid:paraId="5875DC1D" w16cid:durableId="2C91F233"/>
@@ -1221,7 +1282,7 @@
 </file>
 
 <file path=word/endnotes.xml><?xml version="1.0" encoding="utf-8"?>
-<w:endnotes xmlns:wpc="http://schemas.microsoft.com/office/word/2010/wordprocessingCanvas" xmlns:cx="http://schemas.microsoft.com/office/drawing/2014/chartex" xmlns:cx1="http://schemas.microsoft.com/office/drawing/2015/9/8/chartex" xmlns:cx2="http://schemas.microsoft.com/office/drawing/2015/10/21/chartex" xmlns:cx3="http://schemas.microsoft.com/office/drawing/2016/5/9/chartex" xmlns:cx4="http://schemas.microsoft.com/office/drawing/2016/5/10/chartex" xmlns:cx5="http://schemas.microsoft.com/office/drawing/2016/5/11/chartex" xmlns:cx6="http://schemas.microsoft.com/office/drawing/2016/5/12/chartex" xmlns:cx7="http://schemas.microsoft.com/office/drawing/2016/5/13/chartex" xmlns:cx8="http://schemas.microsoft.com/office/drawing/2016/5/14/chartex" xmlns:mc="http://schemas.openxmlformats.org/markup-compatibility/2006" xmlns:aink="http://schemas.microsoft.com/office/drawing/2016/ink" xmlns:am3d="http://schemas.microsoft.com/office/drawing/2017/model3d" xmlns:o="urn:schemas-microsoft-com:office:office" xmlns:r="http://schemas.openxmlformats.org/officeDocument/2006/relationships" xmlns:m="http://schemas.openxmlformats.org/officeDocument/2006/math" xmlns:v="urn:schemas-microsoft-com:vml" xmlns:wp14="http://schemas.microsoft.com/office/word/2010/wordprocessingDrawing" xmlns:wp="http://schemas.openxmlformats.org/drawingml/2006/wordprocessingDrawing" xmlns:w10="urn:schemas-microsoft-com:office:word" xmlns:w="http://schemas.openxmlformats.org/wordprocessingml/2006/main" xmlns:w14="http://schemas.microsoft.com/office/word/2010/wordml" xmlns:w15="http://schemas.microsoft.com/office/word/2012/wordml" xmlns:w16cid="http://schemas.microsoft.com/office/word/2016/wordml/cid" xmlns:w16se="http://schemas.microsoft.com/office/word/2015/wordml/symex" xmlns:wpg="http://schemas.microsoft.com/office/word/2010/wordprocessingGroup" xmlns:wpi="http://schemas.microsoft.com/office/word/2010/wordprocessingInk" xmlns:wne="http://schemas.microsoft.com/office/word/2006/wordml" xmlns:wps="http://schemas.microsoft.com/office/word/2010/wordprocessingShape" mc:Ignorable="w14 w15 w16se w16cid wp14">
+<w:endnotes xmlns:wpc="http://schemas.microsoft.com/office/word/2010/wordprocessingCanvas" xmlns:cx="http://schemas.microsoft.com/office/drawing/2014/chartex" xmlns:cx1="http://schemas.microsoft.com/office/drawing/2015/9/8/chartex" xmlns:cx2="http://schemas.microsoft.com/office/drawing/2015/10/21/chartex" xmlns:cx3="http://schemas.microsoft.com/office/drawing/2016/5/9/chartex" xmlns:cx4="http://schemas.microsoft.com/office/drawing/2016/5/10/chartex" xmlns:cx5="http://schemas.microsoft.com/office/drawing/2016/5/11/chartex" xmlns:cx6="http://schemas.microsoft.com/office/drawing/2016/5/12/chartex" xmlns:cx7="http://schemas.microsoft.com/office/drawing/2016/5/13/chartex" xmlns:cx8="http://schemas.microsoft.com/office/drawing/2016/5/14/chartex" xmlns:mc="http://schemas.openxmlformats.org/markup-compatibility/2006" xmlns:aink="http://schemas.microsoft.com/office/drawing/2016/ink" xmlns:am3d="http://schemas.microsoft.com/office/drawing/2017/model3d" xmlns:o="urn:schemas-microsoft-com:office:office" xmlns:oel="http://schemas.microsoft.com/office/2019/extlst" xmlns:r="http://schemas.openxmlformats.org/officeDocument/2006/relationships" xmlns:m="http://schemas.openxmlformats.org/officeDocument/2006/math" xmlns:v="urn:schemas-microsoft-com:vml" xmlns:wp14="http://schemas.microsoft.com/office/word/2010/wordprocessingDrawing" xmlns:wp="http://schemas.openxmlformats.org/drawingml/2006/wordprocessingDrawing" xmlns:w10="urn:schemas-microsoft-com:office:word" xmlns:w="http://schemas.openxmlformats.org/wordprocessingml/2006/main" xmlns:w14="http://schemas.microsoft.com/office/word/2010/wordml" xmlns:w15="http://schemas.microsoft.com/office/word/2012/wordml" xmlns:w16cex="http://schemas.microsoft.com/office/word/2018/wordml/cex" xmlns:w16cid="http://schemas.microsoft.com/office/word/2016/wordml/cid" xmlns:w16="http://schemas.microsoft.com/office/word/2018/wordml" xmlns:w16du="http://schemas.microsoft.com/office/word/2023/wordml/word16du" xmlns:w16sdtdh="http://schemas.microsoft.com/office/word/2020/wordml/sdtdatahash" xmlns:w16sdtfl="http://schemas.microsoft.com/office/word/2024/wordml/sdtformatlock" xmlns:w16se="http://schemas.microsoft.com/office/word/2015/wordml/symex" xmlns:wpg="http://schemas.microsoft.com/office/word/2010/wordprocessingGroup" xmlns:wpi="http://schemas.microsoft.com/office/word/2010/wordprocessingInk" xmlns:wne="http://schemas.microsoft.com/office/word/2006/wordml" xmlns:wps="http://schemas.microsoft.com/office/word/2010/wordprocessingShape" mc:Ignorable="w14 w15 w16se w16cid w16 w16cex w16sdtdh w16sdtfl w16du wp14">
   <w:endnote w:type="separator" w:id="-1">
     <w:p>
       <w:r>
@@ -1240,7 +1301,7 @@
 </file>
 
 <file path=word/footnotes.xml><?xml version="1.0" encoding="utf-8"?>
-<w:footnotes xmlns:wpc="http://schemas.microsoft.com/office/word/2010/wordprocessingCanvas" xmlns:cx="http://schemas.microsoft.com/office/drawing/2014/chartex" xmlns:cx1="http://schemas.microsoft.com/office/drawing/2015/9/8/chartex" xmlns:cx2="http://schemas.microsoft.com/office/drawing/2015/10/21/chartex" xmlns:cx3="http://schemas.microsoft.com/office/drawing/2016/5/9/chartex" xmlns:cx4="http://schemas.microsoft.com/office/drawing/2016/5/10/chartex" xmlns:cx5="http://schemas.microsoft.com/office/drawing/2016/5/11/chartex" xmlns:cx6="http://schemas.microsoft.com/office/drawing/2016/5/12/chartex" xmlns:cx7="http://schemas.microsoft.com/office/drawing/2016/5/13/chartex" xmlns:cx8="http://schemas.microsoft.com/office/drawing/2016/5/14/chartex" xmlns:mc="http://schemas.openxmlformats.org/markup-compatibility/2006" xmlns:aink="http://schemas.microsoft.com/office/drawing/2016/ink" xmlns:am3d="http://schemas.microsoft.com/office/drawing/2017/model3d" xmlns:o="urn:schemas-microsoft-com:office:office" xmlns:r="http://schemas.openxmlformats.org/officeDocument/2006/relationships" xmlns:m="http://schemas.openxmlformats.org/officeDocument/2006/math" xmlns:v="urn:schemas-microsoft-com:vml" xmlns:wp14="http://schemas.microsoft.com/office/word/2010/wordprocessingDrawing" xmlns:wp="http://schemas.openxmlformats.org/drawingml/2006/wordprocessingDrawing" xmlns:w10="urn:schemas-microsoft-com:office:word" xmlns:w="http://schemas.openxmlformats.org/wordprocessingml/2006/main" xmlns:w14="http://schemas.microsoft.com/office/word/2010/wordml" xmlns:w15="http://schemas.microsoft.com/office/word/2012/wordml" xmlns:w16cid="http://schemas.microsoft.com/office/word/2016/wordml/cid" xmlns:w16se="http://schemas.microsoft.com/office/word/2015/wordml/symex" xmlns:wpg="http://schemas.microsoft.com/office/word/2010/wordprocessingGroup" xmlns:wpi="http://schemas.microsoft.com/office/word/2010/wordprocessingInk" xmlns:wne="http://schemas.microsoft.com/office/word/2006/wordml" xmlns:wps="http://schemas.microsoft.com/office/word/2010/wordprocessingShape" mc:Ignorable="w14 w15 w16se w16cid wp14">
+<w:footnotes xmlns:wpc="http://schemas.microsoft.com/office/word/2010/wordprocessingCanvas" xmlns:cx="http://schemas.microsoft.com/office/drawing/2014/chartex" xmlns:cx1="http://schemas.microsoft.com/office/drawing/2015/9/8/chartex" xmlns:cx2="http://schemas.microsoft.com/office/drawing/2015/10/21/chartex" xmlns:cx3="http://schemas.microsoft.com/office/drawing/2016/5/9/chartex" xmlns:cx4="http://schemas.microsoft.com/office/drawing/2016/5/10/chartex" xmlns:cx5="http://schemas.microsoft.com/office/drawing/2016/5/11/chartex" xmlns:cx6="http://schemas.microsoft.com/office/drawing/2016/5/12/chartex" xmlns:cx7="http://schemas.microsoft.com/office/drawing/2016/5/13/chartex" xmlns:cx8="http://schemas.microsoft.com/office/drawing/2016/5/14/chartex" xmlns:mc="http://schemas.openxmlformats.org/markup-compatibility/2006" xmlns:aink="http://schemas.microsoft.com/office/drawing/2016/ink" xmlns:am3d="http://schemas.microsoft.com/office/drawing/2017/model3d" xmlns:o="urn:schemas-microsoft-com:office:office" xmlns:oel="http://schemas.microsoft.com/office/2019/extlst" xmlns:r="http://schemas.openxmlformats.org/officeDocument/2006/relationships" xmlns:m="http://schemas.openxmlformats.org/officeDocument/2006/math" xmlns:v="urn:schemas-microsoft-com:vml" xmlns:wp14="http://schemas.microsoft.com/office/word/2010/wordprocessingDrawing" xmlns:wp="http://schemas.openxmlformats.org/drawingml/2006/wordprocessingDrawing" xmlns:w10="urn:schemas-microsoft-com:office:word" xmlns:w="http://schemas.openxmlformats.org/wordprocessingml/2006/main" xmlns:w14="http://schemas.microsoft.com/office/word/2010/wordml" xmlns:w15="http://schemas.microsoft.com/office/word/2012/wordml" xmlns:w16cex="http://schemas.microsoft.com/office/word/2018/wordml/cex" xmlns:w16cid="http://schemas.microsoft.com/office/word/2016/wordml/cid" xmlns:w16="http://schemas.microsoft.com/office/word/2018/wordml" xmlns:w16du="http://schemas.microsoft.com/office/word/2023/wordml/word16du" xmlns:w16sdtdh="http://schemas.microsoft.com/office/word/2020/wordml/sdtdatahash" xmlns:w16sdtfl="http://schemas.microsoft.com/office/word/2024/wordml/sdtformatlock" xmlns:w16se="http://schemas.microsoft.com/office/word/2015/wordml/symex" xmlns:wpg="http://schemas.microsoft.com/office/word/2010/wordprocessingGroup" xmlns:wpi="http://schemas.microsoft.com/office/word/2010/wordprocessingInk" xmlns:wne="http://schemas.microsoft.com/office/word/2006/wordml" xmlns:wps="http://schemas.microsoft.com/office/word/2010/wordprocessingShape" mc:Ignorable="w14 w15 w16se w16cid w16 w16cex w16sdtdh w16sdtfl w16du wp14">
   <w:footnote w:type="separator" w:id="-1">
     <w:p>
       <w:r>
@@ -1259,7 +1320,7 @@
 </file>
 
 <file path=word/people.xml><?xml version="1.0" encoding="utf-8"?>
-<w15:people xmlns:wpc="http://schemas.microsoft.com/office/word/2010/wordprocessingCanvas" xmlns:cx="http://schemas.microsoft.com/office/drawing/2014/chartex" xmlns:cx1="http://schemas.microsoft.com/office/drawing/2015/9/8/chartex" xmlns:cx2="http://schemas.microsoft.com/office/drawing/2015/10/21/chartex" xmlns:cx3="http://schemas.microsoft.com/office/drawing/2016/5/9/chartex" xmlns:cx4="http://schemas.microsoft.com/office/drawing/2016/5/10/chartex" xmlns:cx5="http://schemas.microsoft.com/office/drawing/2016/5/11/chartex" xmlns:cx6="http://schemas.microsoft.com/office/drawing/2016/5/12/chartex" xmlns:cx7="http://schemas.microsoft.com/office/drawing/2016/5/13/chartex" xmlns:cx8="http://schemas.microsoft.com/office/drawing/2016/5/14/chartex" xmlns:mc="http://schemas.openxmlformats.org/markup-compatibility/2006" xmlns:aink="http://schemas.microsoft.com/office/drawing/2016/ink" xmlns:am3d="http://schemas.microsoft.com/office/drawing/2017/model3d" xmlns:o="urn:schemas-microsoft-com:office:office" xmlns:r="http://schemas.openxmlformats.org/officeDocument/2006/relationships" xmlns:m="http://schemas.openxmlformats.org/officeDocument/2006/math" xmlns:v="urn:schemas-microsoft-com:vml" xmlns:wp14="http://schemas.microsoft.com/office/word/2010/wordprocessingDrawing" xmlns:wp="http://schemas.openxmlformats.org/drawingml/2006/wordprocessingDrawing" xmlns:w10="urn:schemas-microsoft-com:office:word" xmlns:w="http://schemas.openxmlformats.org/wordprocessingml/2006/main" xmlns:w14="http://schemas.microsoft.com/office/word/2010/wordml" xmlns:w15="http://schemas.microsoft.com/office/word/2012/wordml" xmlns:w16cid="http://schemas.microsoft.com/office/word/2016/wordml/cid" xmlns:w16se="http://schemas.microsoft.com/office/word/2015/wordml/symex" xmlns:wpg="http://schemas.microsoft.com/office/word/2010/wordprocessingGroup" xmlns:wpi="http://schemas.microsoft.com/office/word/2010/wordprocessingInk" xmlns:wne="http://schemas.microsoft.com/office/word/2006/wordml" xmlns:wps="http://schemas.microsoft.com/office/word/2010/wordprocessingShape" mc:Ignorable="w14 w15 w16se w16cid wp14">
+<w15:people xmlns:wpc="http://schemas.microsoft.com/office/word/2010/wordprocessingCanvas" xmlns:cx="http://schemas.microsoft.com/office/drawing/2014/chartex" xmlns:cx1="http://schemas.microsoft.com/office/drawing/2015/9/8/chartex" xmlns:cx2="http://schemas.microsoft.com/office/drawing/2015/10/21/chartex" xmlns:cx3="http://schemas.microsoft.com/office/drawing/2016/5/9/chartex" xmlns:cx4="http://schemas.microsoft.com/office/drawing/2016/5/10/chartex" xmlns:cx5="http://schemas.microsoft.com/office/drawing/2016/5/11/chartex" xmlns:cx6="http://schemas.microsoft.com/office/drawing/2016/5/12/chartex" xmlns:cx7="http://schemas.microsoft.com/office/drawing/2016/5/13/chartex" xmlns:cx8="http://schemas.microsoft.com/office/drawing/2016/5/14/chartex" xmlns:mc="http://schemas.openxmlformats.org/markup-compatibility/2006" xmlns:aink="http://schemas.microsoft.com/office/drawing/2016/ink" xmlns:am3d="http://schemas.microsoft.com/office/drawing/2017/model3d" xmlns:o="urn:schemas-microsoft-com:office:office" xmlns:oel="http://schemas.microsoft.com/office/2019/extlst" xmlns:r="http://schemas.openxmlformats.org/officeDocument/2006/relationships" xmlns:m="http://schemas.openxmlformats.org/officeDocument/2006/math" xmlns:v="urn:schemas-microsoft-com:vml" xmlns:wp14="http://schemas.microsoft.com/office/word/2010/wordprocessingDrawing" xmlns:wp="http://schemas.openxmlformats.org/drawingml/2006/wordprocessingDrawing" xmlns:w10="urn:schemas-microsoft-com:office:word" xmlns:w="http://schemas.openxmlformats.org/wordprocessingml/2006/main" xmlns:w14="http://schemas.microsoft.com/office/word/2010/wordml" xmlns:w15="http://schemas.microsoft.com/office/word/2012/wordml" xmlns:w16cex="http://schemas.microsoft.com/office/word/2018/wordml/cex" xmlns:w16cid="http://schemas.microsoft.com/office/word/2016/wordml/cid" xmlns:w16="http://schemas.microsoft.com/office/word/2018/wordml" xmlns:w16du="http://schemas.microsoft.com/office/word/2023/wordml/word16du" xmlns:w16sdtdh="http://schemas.microsoft.com/office/word/2020/wordml/sdtdatahash" xmlns:w16sdtfl="http://schemas.microsoft.com/office/word/2024/wordml/sdtformatlock" xmlns:w16se="http://schemas.microsoft.com/office/word/2015/wordml/symex" xmlns:wpg="http://schemas.microsoft.com/office/word/2010/wordprocessingGroup" xmlns:wpi="http://schemas.microsoft.com/office/word/2010/wordprocessingInk" xmlns:wne="http://schemas.microsoft.com/office/word/2006/wordml" xmlns:wps="http://schemas.microsoft.com/office/word/2010/wordprocessingShape" mc:Ignorable="w14 w15 w16se w16cid w16 w16cex w16sdtdh w16sdtfl w16du wp14">
   <w15:person w15:author="DELL">
     <w15:presenceInfo w15:providerId="None" w15:userId="DELL"/>
   </w15:person>
@@ -1267,7 +1328,7 @@
 </file>
 
 <file path=word/styles.xml><?xml version="1.0" encoding="utf-8"?>
-<w:styles xmlns:mc="http://schemas.openxmlformats.org/markup-compatibility/2006" xmlns:r="http://schemas.openxmlformats.org/officeDocument/2006/relationships" xmlns:w="http://schemas.openxmlformats.org/wordprocessingml/2006/main" xmlns:w14="http://schemas.microsoft.com/office/word/2010/wordml" xmlns:w15="http://schemas.microsoft.com/office/word/2012/wordml" xmlns:w16cid="http://schemas.microsoft.com/office/word/2016/wordml/cid" xmlns:w16se="http://schemas.microsoft.com/office/word/2015/wordml/symex" mc:Ignorable="w14 w15 w16se w16cid">
+<w:styles xmlns:mc="http://schemas.openxmlformats.org/markup-compatibility/2006" xmlns:r="http://schemas.openxmlformats.org/officeDocument/2006/relationships" xmlns:w="http://schemas.openxmlformats.org/wordprocessingml/2006/main" xmlns:w14="http://schemas.microsoft.com/office/word/2010/wordml" xmlns:w15="http://schemas.microsoft.com/office/word/2012/wordml" xmlns:w16cex="http://schemas.microsoft.com/office/word/2018/wordml/cex" xmlns:w16cid="http://schemas.microsoft.com/office/word/2016/wordml/cid" xmlns:w16="http://schemas.microsoft.com/office/word/2018/wordml" xmlns:w16du="http://schemas.microsoft.com/office/word/2023/wordml/word16du" xmlns:w16sdtdh="http://schemas.microsoft.com/office/word/2020/wordml/sdtdatahash" xmlns:w16sdtfl="http://schemas.microsoft.com/office/word/2024/wordml/sdtformatlock" xmlns:w16se="http://schemas.microsoft.com/office/word/2015/wordml/symex" mc:Ignorable="w14 w15 w16se w16cid w16 w16cex w16sdtdh w16sdtfl w16du">
   <w:docDefaults>
     <w:rPrDefault>
       <w:rPr>
@@ -1280,7 +1341,7 @@
     </w:rPrDefault>
     <w:pPrDefault/>
   </w:docDefaults>
-  <w:latentStyles w:defLockedState="0" w:defUIPriority="99" w:defSemiHidden="0" w:defUnhideWhenUsed="0" w:defQFormat="0" w:count="375">
+  <w:latentStyles w:defLockedState="0" w:defUIPriority="99" w:defSemiHidden="0" w:defUnhideWhenUsed="0" w:defQFormat="0" w:count="376">
     <w:lsdException w:name="Normal" w:uiPriority="0" w:qFormat="1"/>
     <w:lsdException w:name="heading 1" w:uiPriority="9" w:qFormat="1"/>
     <w:lsdException w:name="heading 2" w:semiHidden="1" w:uiPriority="9" w:unhideWhenUsed="1" w:qFormat="1"/>
@@ -1656,6 +1717,7 @@
     <w:lsdException w:name="Smart Hyperlink" w:semiHidden="1" w:unhideWhenUsed="1"/>
     <w:lsdException w:name="Hashtag" w:semiHidden="1" w:unhideWhenUsed="1"/>
     <w:lsdException w:name="Unresolved Mention" w:semiHidden="1" w:unhideWhenUsed="1"/>
+    <w:lsdException w:name="Smart Link" w:semiHidden="1" w:unhideWhenUsed="1"/>
   </w:latentStyles>
   <w:style w:type="paragraph" w:default="1" w:styleId="a">
     <w:name w:val="Normal"/>
